--- a/Week-2/Day-4/Load Unstructured.docx
+++ b/Week-2/Day-4/Load Unstructured.docx
@@ -28,7 +28,7 @@
           <w:lang w:val="en-IN"/>
         </w:rPr>
         <w:pict w14:anchorId="3892696B">
-          <v:rect id="_x0000_i1154" style="width:0;height:1.5pt" o:hralign="center" o:hrstd="t" o:hr="t" fillcolor="#a0a0a0" stroked="f"/>
+          <v:rect id="_x0000_i1025" style="width:0;height:1.5pt" o:hralign="center" o:hrstd="t" o:hr="t" fillcolor="#a0a0a0" stroked="f"/>
         </w:pict>
       </w:r>
     </w:p>
@@ -57,10 +57,11 @@
       </w:pPr>
       <w:r>
         <w:rPr>
+          <w:noProof/>
           <w:lang w:val="en-IN"/>
         </w:rPr>
         <w:drawing>
-          <wp:inline distT="0" distB="0" distL="0" distR="0" wp14:anchorId="63E2FC78" wp14:editId="05458496">
+          <wp:inline distT="0" distB="0" distL="0" distR="0" wp14:anchorId="63E2FC78" wp14:editId="3BFE8446">
             <wp:extent cx="5943600" cy="3011170"/>
             <wp:effectExtent l="0" t="0" r="0" b="0"/>
             <wp:docPr id="407693713" name="Picture 6"/>
@@ -117,10 +118,11 @@
       </w:pPr>
       <w:r>
         <w:rPr>
+          <w:noProof/>
           <w:lang w:val="en-IN"/>
         </w:rPr>
         <w:drawing>
-          <wp:inline distT="0" distB="0" distL="0" distR="0" wp14:anchorId="15FC7631" wp14:editId="24F27A2B">
+          <wp:inline distT="0" distB="0" distL="0" distR="0" wp14:anchorId="15FC7631" wp14:editId="4CCEFE4C">
             <wp:extent cx="5943600" cy="3483610"/>
             <wp:effectExtent l="0" t="0" r="0" b="0"/>
             <wp:docPr id="1337521996" name="Picture 5"/>
@@ -177,6 +179,7 @@
       </w:pPr>
       <w:r>
         <w:rPr>
+          <w:noProof/>
           <w:lang w:val="en-IN"/>
         </w:rPr>
         <w:lastRenderedPageBreak/>
@@ -330,7 +333,7 @@
           <w:lang w:val="en-IN"/>
         </w:rPr>
         <w:pict w14:anchorId="1BED93BE">
-          <v:rect id="_x0000_i1158" style="width:0;height:1.5pt" o:hralign="center" o:hrstd="t" o:hr="t" fillcolor="#a0a0a0" stroked="f"/>
+          <v:rect id="_x0000_i1026" style="width:0;height:1.5pt" o:hralign="center" o:hrstd="t" o:hr="t" fillcolor="#a0a0a0" stroked="f"/>
         </w:pict>
       </w:r>
     </w:p>
@@ -520,14 +523,7 @@
         <w:rPr>
           <w:lang w:val="en-IN"/>
         </w:rPr>
-        <w:t>demo_</w:t>
-      </w:r>
-      <w:proofErr w:type="gramStart"/>
-      <w:r>
-        <w:rPr>
-          <w:lang w:val="en-IN"/>
-        </w:rPr>
-        <w:t>schema</w:t>
+        <w:t>demo_schema</w:t>
       </w:r>
       <w:proofErr w:type="spellEnd"/>
       <w:r>
@@ -536,7 +532,6 @@
         </w:rPr>
         <w:t>;</w:t>
       </w:r>
-      <w:proofErr w:type="gramEnd"/>
     </w:p>
     <w:p>
       <w:pPr>
@@ -549,7 +544,7 @@
           <w:lang w:val="en-IN"/>
         </w:rPr>
         <w:pict w14:anchorId="0449A2F0">
-          <v:rect id="_x0000_i1159" style="width:0;height:1.5pt" o:hralign="center" o:hrstd="t" o:hr="t" fillcolor="#a0a0a0" stroked="f"/>
+          <v:rect id="_x0000_i1027" style="width:0;height:1.5pt" o:hralign="center" o:hrstd="t" o:hr="t" fillcolor="#a0a0a0" stroked="f"/>
         </w:pict>
       </w:r>
     </w:p>
@@ -583,7 +578,6 @@
         <w:t xml:space="preserve">Create a file </w:t>
       </w:r>
       <w:proofErr w:type="spellStart"/>
-      <w:proofErr w:type="gramStart"/>
       <w:r>
         <w:rPr>
           <w:lang w:val="en-IN"/>
@@ -591,7 +585,6 @@
         <w:t>orders.json</w:t>
       </w:r>
       <w:proofErr w:type="spellEnd"/>
-      <w:proofErr w:type="gramEnd"/>
       <w:r>
         <w:rPr>
           <w:lang w:val="en-IN"/>
@@ -777,7 +770,7 @@
           <w:lang w:val="en-IN"/>
         </w:rPr>
         <w:pict w14:anchorId="17FC8C89">
-          <v:rect id="_x0000_i1160" style="width:0;height:1.5pt" o:hralign="center" o:hrstd="t" o:hr="t" fillcolor="#a0a0a0" stroked="f"/>
+          <v:rect id="_x0000_i1028" style="width:0;height:1.5pt" o:hralign="center" o:hrstd="t" o:hr="t" fillcolor="#a0a0a0" stroked="f"/>
         </w:pict>
       </w:r>
     </w:p>
@@ -818,34 +811,38 @@
         <w:t>json_format</w:t>
       </w:r>
       <w:proofErr w:type="spellEnd"/>
-      <w:r>
-        <w:rPr>
-          <w:lang w:val="en-IN"/>
-        </w:rPr>
-        <w:br/>
-        <w:t>TYPE = 'JSON</w:t>
-      </w:r>
-      <w:proofErr w:type="gramStart"/>
-      <w:r>
-        <w:rPr>
-          <w:lang w:val="en-IN"/>
-        </w:rPr>
-        <w:t>';</w:t>
-      </w:r>
-      <w:proofErr w:type="gramEnd"/>
-    </w:p>
-    <w:p>
-      <w:pPr>
-        <w:rPr>
-          <w:lang w:val="en-IN"/>
-        </w:rPr>
-      </w:pPr>
+    </w:p>
+    <w:p>
+      <w:pPr>
+        <w:rPr>
+          <w:lang w:val="en-IN"/>
+        </w:rPr>
+      </w:pPr>
+      <w:r>
+        <w:rPr>
+          <w:lang w:val="en-IN"/>
+        </w:rPr>
+        <w:t>TYPE = 'JSON'</w:t>
+      </w:r>
+    </w:p>
+    <w:p>
+      <w:pPr>
+        <w:rPr>
+          <w:lang w:val="en-IN"/>
+        </w:rPr>
+      </w:pPr>
+      <w:r>
+        <w:rPr>
+          <w:lang w:val="en-IN"/>
+        </w:rPr>
+        <w:t>STRIP_OUTER_ARRAY = TRUE;</w:t>
+      </w:r>
       <w:r>
         <w:rPr>
           <w:lang w:val="en-IN"/>
         </w:rPr>
         <w:pict w14:anchorId="4EA811DA">
-          <v:rect id="_x0000_i1161" style="width:0;height:1.5pt" o:hralign="center" o:hrstd="t" o:hr="t" fillcolor="#a0a0a0" stroked="f"/>
+          <v:rect id="_x0000_i1029" style="width:0;height:1.5pt" o:hralign="center" o:hrstd="t" o:hr="t" fillcolor="#a0a0a0" stroked="f"/>
         </w:pict>
       </w:r>
     </w:p>
@@ -915,14 +912,7 @@
         <w:rPr>
           <w:lang w:val="en-IN"/>
         </w:rPr>
-        <w:t>json_</w:t>
-      </w:r>
-      <w:proofErr w:type="gramStart"/>
-      <w:r>
-        <w:rPr>
-          <w:lang w:val="en-IN"/>
-        </w:rPr>
-        <w:t>format</w:t>
+        <w:t>json_format</w:t>
       </w:r>
       <w:proofErr w:type="spellEnd"/>
       <w:r>
@@ -931,7 +921,6 @@
         </w:rPr>
         <w:t>;</w:t>
       </w:r>
-      <w:proofErr w:type="gramEnd"/>
     </w:p>
     <w:p>
       <w:pPr>
@@ -944,7 +933,7 @@
           <w:lang w:val="en-IN"/>
         </w:rPr>
         <w:pict w14:anchorId="20C1A6DF">
-          <v:rect id="_x0000_i1162" style="width:0;height:1.5pt" o:hralign="center" o:hrstd="t" o:hr="t" fillcolor="#a0a0a0" stroked="f"/>
+          <v:rect id="_x0000_i1030" style="width:0;height:1.5pt" o:hralign="center" o:hrstd="t" o:hr="t" fillcolor="#a0a0a0" stroked="f"/>
         </w:pict>
       </w:r>
     </w:p>
@@ -1002,16 +991,8 @@
         <w:rPr>
           <w:lang w:val="en-IN"/>
         </w:rPr>
-        <w:t>PUT file://orders.json @my_</w:t>
-      </w:r>
-      <w:proofErr w:type="gramStart"/>
-      <w:r>
-        <w:rPr>
-          <w:lang w:val="en-IN"/>
-        </w:rPr>
-        <w:t>stage;</w:t>
-      </w:r>
-      <w:proofErr w:type="gramEnd"/>
+        <w:t>PUT file://orders.json @my_stage;</w:t>
+      </w:r>
     </w:p>
     <w:p>
       <w:pPr>
@@ -1107,7 +1088,7 @@
           <w:lang w:val="en-IN"/>
         </w:rPr>
         <w:pict w14:anchorId="402B8836">
-          <v:rect id="_x0000_i1163" style="width:0;height:1.5pt" o:hralign="center" o:hrstd="t" o:hr="t" fillcolor="#a0a0a0" stroked="f"/>
+          <v:rect id="_x0000_i1031" style="width:0;height:1.5pt" o:hralign="center" o:hrstd="t" o:hr="t" fillcolor="#a0a0a0" stroked="f"/>
         </w:pict>
       </w:r>
     </w:p>
@@ -1166,15 +1147,8 @@
           <w:lang w:val="en-IN"/>
         </w:rPr>
         <w:br/>
-      </w:r>
-      <w:proofErr w:type="gramStart"/>
-      <w:r>
-        <w:rPr>
-          <w:lang w:val="en-IN"/>
-        </w:rPr>
         <w:t>);</w:t>
       </w:r>
-      <w:proofErr w:type="gramEnd"/>
     </w:p>
     <w:p>
       <w:pPr>
@@ -1187,7 +1161,7 @@
           <w:lang w:val="en-IN"/>
         </w:rPr>
         <w:pict w14:anchorId="6115593B">
-          <v:rect id="_x0000_i1164" style="width:0;height:1.5pt" o:hralign="center" o:hrstd="t" o:hr="t" fillcolor="#a0a0a0" stroked="f"/>
+          <v:rect id="_x0000_i1032" style="width:0;height:1.5pt" o:hralign="center" o:hrstd="t" o:hr="t" fillcolor="#a0a0a0" stroked="f"/>
         </w:pict>
       </w:r>
     </w:p>
@@ -1250,14 +1224,12 @@
         <w:t>json_format</w:t>
       </w:r>
       <w:proofErr w:type="spellEnd"/>
-      <w:proofErr w:type="gramStart"/>
       <w:r>
         <w:rPr>
           <w:lang w:val="en-IN"/>
         </w:rPr>
         <w:t>);</w:t>
       </w:r>
-      <w:proofErr w:type="gramEnd"/>
     </w:p>
     <w:p>
       <w:pPr>
@@ -1270,7 +1242,7 @@
           <w:lang w:val="en-IN"/>
         </w:rPr>
         <w:pict w14:anchorId="0B0D0F91">
-          <v:rect id="_x0000_i1165" style="width:0;height:1.5pt" o:hralign="center" o:hrstd="t" o:hr="t" fillcolor="#a0a0a0" stroked="f"/>
+          <v:rect id="_x0000_i1033" style="width:0;height:1.5pt" o:hralign="center" o:hrstd="t" o:hr="t" fillcolor="#a0a0a0" stroked="f"/>
         </w:pict>
       </w:r>
     </w:p>
@@ -1308,14 +1280,7 @@
         <w:rPr>
           <w:lang w:val="en-IN"/>
         </w:rPr>
-        <w:t>raw_</w:t>
-      </w:r>
-      <w:proofErr w:type="gramStart"/>
-      <w:r>
-        <w:rPr>
-          <w:lang w:val="en-IN"/>
-        </w:rPr>
-        <w:t>orders</w:t>
+        <w:t>raw_orders</w:t>
       </w:r>
       <w:proofErr w:type="spellEnd"/>
       <w:r>
@@ -1324,7 +1289,6 @@
         </w:rPr>
         <w:t>;</w:t>
       </w:r>
-      <w:proofErr w:type="gramEnd"/>
     </w:p>
     <w:p>
       <w:pPr>
@@ -1358,7 +1322,7 @@
           <w:lang w:val="en-IN"/>
         </w:rPr>
         <w:pict w14:anchorId="0F1AED12">
-          <v:rect id="_x0000_i1166" style="width:0;height:1.5pt" o:hralign="center" o:hrstd="t" o:hr="t" fillcolor="#a0a0a0" stroked="f"/>
+          <v:rect id="_x0000_i1034" style="width:0;height:1.5pt" o:hralign="center" o:hrstd="t" o:hr="t" fillcolor="#a0a0a0" stroked="f"/>
         </w:pict>
       </w:r>
     </w:p>
@@ -1407,21 +1371,7 @@
         <w:rPr>
           <w:lang w:val="en-IN"/>
         </w:rPr>
-        <w:t xml:space="preserve">Access fields </w:t>
-      </w:r>
-      <w:proofErr w:type="gramStart"/>
-      <w:r>
-        <w:rPr>
-          <w:lang w:val="en-IN"/>
-        </w:rPr>
-        <w:t>using :</w:t>
-      </w:r>
-      <w:proofErr w:type="gramEnd"/>
-      <w:r>
-        <w:rPr>
-          <w:lang w:val="en-IN"/>
-        </w:rPr>
-        <w:t xml:space="preserve"> operator</w:t>
+        <w:t>Access fields using : operator</w:t>
       </w:r>
     </w:p>
     <w:p>
@@ -1444,40 +1394,18 @@
         <w:t xml:space="preserve">    </w:t>
       </w:r>
       <w:proofErr w:type="spellStart"/>
-      <w:proofErr w:type="gramStart"/>
-      <w:r>
-        <w:rPr>
-          <w:lang w:val="en-IN"/>
-        </w:rPr>
-        <w:t>data:order</w:t>
-      </w:r>
-      <w:proofErr w:type="gramEnd"/>
-      <w:r>
-        <w:rPr>
-          <w:lang w:val="en-IN"/>
-        </w:rPr>
-        <w:t>_</w:t>
-      </w:r>
-      <w:proofErr w:type="gramStart"/>
-      <w:r>
-        <w:rPr>
-          <w:lang w:val="en-IN"/>
-        </w:rPr>
-        <w:t>id</w:t>
+      <w:r>
+        <w:rPr>
+          <w:lang w:val="en-IN"/>
+        </w:rPr>
+        <w:t>data:order_id</w:t>
       </w:r>
       <w:proofErr w:type="spellEnd"/>
       <w:r>
         <w:rPr>
           <w:lang w:val="en-IN"/>
         </w:rPr>
-        <w:t>::</w:t>
-      </w:r>
-      <w:proofErr w:type="gramEnd"/>
-      <w:r>
-        <w:rPr>
-          <w:lang w:val="en-IN"/>
-        </w:rPr>
-        <w:t xml:space="preserve">INT AS </w:t>
+        <w:t xml:space="preserve">::INT AS </w:t>
       </w:r>
       <w:proofErr w:type="spellStart"/>
       <w:r>
@@ -1501,7 +1429,6 @@
         <w:t xml:space="preserve">    </w:t>
       </w:r>
       <w:proofErr w:type="spellStart"/>
-      <w:proofErr w:type="gramStart"/>
       <w:r>
         <w:rPr>
           <w:lang w:val="en-IN"/>
@@ -1513,14 +1440,7 @@
         <w:rPr>
           <w:lang w:val="en-IN"/>
         </w:rPr>
-        <w:t>::</w:t>
-      </w:r>
-      <w:proofErr w:type="gramEnd"/>
-      <w:r>
-        <w:rPr>
-          <w:lang w:val="en-IN"/>
-        </w:rPr>
-        <w:t>STRING AS customer,</w:t>
+        <w:t>::STRING AS customer,</w:t>
       </w:r>
       <w:r>
         <w:rPr>
@@ -1530,40 +1450,18 @@
         <w:t xml:space="preserve">    </w:t>
       </w:r>
       <w:proofErr w:type="spellStart"/>
-      <w:proofErr w:type="gramStart"/>
-      <w:r>
-        <w:rPr>
-          <w:lang w:val="en-IN"/>
-        </w:rPr>
-        <w:t>data:location</w:t>
-      </w:r>
-      <w:proofErr w:type="gramEnd"/>
-      <w:r>
-        <w:rPr>
-          <w:lang w:val="en-IN"/>
-        </w:rPr>
-        <w:t>.</w:t>
-      </w:r>
-      <w:proofErr w:type="gramStart"/>
-      <w:r>
-        <w:rPr>
-          <w:lang w:val="en-IN"/>
-        </w:rPr>
-        <w:t>city</w:t>
+      <w:r>
+        <w:rPr>
+          <w:lang w:val="en-IN"/>
+        </w:rPr>
+        <w:t>data:location.city</w:t>
       </w:r>
       <w:proofErr w:type="spellEnd"/>
       <w:r>
         <w:rPr>
           <w:lang w:val="en-IN"/>
         </w:rPr>
-        <w:t>::</w:t>
-      </w:r>
-      <w:proofErr w:type="gramEnd"/>
-      <w:r>
-        <w:rPr>
-          <w:lang w:val="en-IN"/>
-        </w:rPr>
-        <w:t>STRING AS city</w:t>
+        <w:t>::STRING AS city</w:t>
       </w:r>
       <w:r>
         <w:rPr>
@@ -1577,14 +1475,7 @@
         <w:rPr>
           <w:lang w:val="en-IN"/>
         </w:rPr>
-        <w:t>raw_</w:t>
-      </w:r>
-      <w:proofErr w:type="gramStart"/>
-      <w:r>
-        <w:rPr>
-          <w:lang w:val="en-IN"/>
-        </w:rPr>
-        <w:t>orders</w:t>
+        <w:t>raw_orders</w:t>
       </w:r>
       <w:proofErr w:type="spellEnd"/>
       <w:r>
@@ -1593,7 +1484,6 @@
         </w:rPr>
         <w:t>;</w:t>
       </w:r>
-      <w:proofErr w:type="gramEnd"/>
     </w:p>
     <w:p>
       <w:pPr>
@@ -1606,7 +1496,7 @@
           <w:lang w:val="en-IN"/>
         </w:rPr>
         <w:pict w14:anchorId="17057248">
-          <v:rect id="_x0000_i1167" style="width:0;height:1.5pt" o:hralign="center" o:hrstd="t" o:hr="t" fillcolor="#a0a0a0" stroked="f"/>
+          <v:rect id="_x0000_i1035" style="width:0;height:1.5pt" o:hralign="center" o:hrstd="t" o:hr="t" fillcolor="#a0a0a0" stroked="f"/>
         </w:pict>
       </w:r>
     </w:p>
@@ -1668,40 +1558,18 @@
         <w:t xml:space="preserve">    </w:t>
       </w:r>
       <w:proofErr w:type="spellStart"/>
-      <w:proofErr w:type="gramStart"/>
-      <w:r>
-        <w:rPr>
-          <w:lang w:val="en-IN"/>
-        </w:rPr>
-        <w:t>data:order</w:t>
-      </w:r>
-      <w:proofErr w:type="gramEnd"/>
-      <w:r>
-        <w:rPr>
-          <w:lang w:val="en-IN"/>
-        </w:rPr>
-        <w:t>_</w:t>
-      </w:r>
-      <w:proofErr w:type="gramStart"/>
-      <w:r>
-        <w:rPr>
-          <w:lang w:val="en-IN"/>
-        </w:rPr>
-        <w:t>id</w:t>
+      <w:r>
+        <w:rPr>
+          <w:lang w:val="en-IN"/>
+        </w:rPr>
+        <w:t>data:order_id</w:t>
       </w:r>
       <w:proofErr w:type="spellEnd"/>
       <w:r>
         <w:rPr>
           <w:lang w:val="en-IN"/>
         </w:rPr>
-        <w:t>::</w:t>
-      </w:r>
-      <w:proofErr w:type="gramEnd"/>
-      <w:r>
-        <w:rPr>
-          <w:lang w:val="en-IN"/>
-        </w:rPr>
-        <w:t xml:space="preserve">INT AS </w:t>
+        <w:t xml:space="preserve">::INT AS </w:t>
       </w:r>
       <w:proofErr w:type="spellStart"/>
       <w:r>
@@ -1725,7 +1593,6 @@
         <w:t xml:space="preserve">    </w:t>
       </w:r>
       <w:proofErr w:type="spellStart"/>
-      <w:proofErr w:type="gramStart"/>
       <w:r>
         <w:rPr>
           <w:lang w:val="en-IN"/>
@@ -1737,14 +1604,7 @@
         <w:rPr>
           <w:lang w:val="en-IN"/>
         </w:rPr>
-        <w:t>::</w:t>
-      </w:r>
-      <w:proofErr w:type="gramEnd"/>
-      <w:r>
-        <w:rPr>
-          <w:lang w:val="en-IN"/>
-        </w:rPr>
-        <w:t>STRING AS customer,</w:t>
+        <w:t>::STRING AS customer,</w:t>
       </w:r>
       <w:r>
         <w:rPr>
@@ -1758,28 +1618,14 @@
         <w:rPr>
           <w:lang w:val="en-IN"/>
         </w:rPr>
-        <w:t>item.</w:t>
-      </w:r>
-      <w:proofErr w:type="gramStart"/>
-      <w:r>
-        <w:rPr>
-          <w:lang w:val="en-IN"/>
-        </w:rPr>
-        <w:t>value:product</w:t>
+        <w:t>item.value:product</w:t>
       </w:r>
       <w:proofErr w:type="spellEnd"/>
       <w:r>
         <w:rPr>
           <w:lang w:val="en-IN"/>
         </w:rPr>
-        <w:t>::</w:t>
-      </w:r>
-      <w:proofErr w:type="gramEnd"/>
-      <w:r>
-        <w:rPr>
-          <w:lang w:val="en-IN"/>
-        </w:rPr>
-        <w:t>STRING AS product,</w:t>
+        <w:t>::STRING AS product,</w:t>
       </w:r>
       <w:r>
         <w:rPr>
@@ -1793,28 +1639,14 @@
         <w:rPr>
           <w:lang w:val="en-IN"/>
         </w:rPr>
-        <w:t>item.</w:t>
-      </w:r>
-      <w:proofErr w:type="gramStart"/>
-      <w:r>
-        <w:rPr>
-          <w:lang w:val="en-IN"/>
-        </w:rPr>
-        <w:t>value:price</w:t>
+        <w:t>item.value:price</w:t>
       </w:r>
       <w:proofErr w:type="spellEnd"/>
       <w:r>
         <w:rPr>
           <w:lang w:val="en-IN"/>
         </w:rPr>
-        <w:t>::</w:t>
-      </w:r>
-      <w:proofErr w:type="gramEnd"/>
-      <w:r>
-        <w:rPr>
-          <w:lang w:val="en-IN"/>
-        </w:rPr>
-        <w:t>INT AS price</w:t>
+        <w:t>::INT AS price</w:t>
       </w:r>
       <w:r>
         <w:rPr>
@@ -1842,24 +1674,9 @@
           <w:lang w:val="en-IN"/>
         </w:rPr>
         <w:br/>
-        <w:t xml:space="preserve">LATERAL </w:t>
-      </w:r>
-      <w:proofErr w:type="gramStart"/>
-      <w:r>
-        <w:rPr>
-          <w:lang w:val="en-IN"/>
-        </w:rPr>
-        <w:t>FLATTEN(</w:t>
-      </w:r>
-      <w:proofErr w:type="gramEnd"/>
-      <w:r>
-        <w:rPr>
-          <w:lang w:val="en-IN"/>
-        </w:rPr>
-        <w:t xml:space="preserve">input =&gt; </w:t>
+        <w:t xml:space="preserve">LATERAL FLATTEN(input =&gt; </w:t>
       </w:r>
       <w:proofErr w:type="spellStart"/>
-      <w:proofErr w:type="gramStart"/>
       <w:r>
         <w:rPr>
           <w:lang w:val="en-IN"/>
@@ -1867,21 +1684,12 @@
         <w:t>data:items</w:t>
       </w:r>
       <w:proofErr w:type="spellEnd"/>
-      <w:proofErr w:type="gramEnd"/>
-      <w:r>
-        <w:rPr>
-          <w:lang w:val="en-IN"/>
-        </w:rPr>
-        <w:t xml:space="preserve">) </w:t>
-      </w:r>
-      <w:proofErr w:type="gramStart"/>
-      <w:r>
-        <w:rPr>
-          <w:lang w:val="en-IN"/>
-        </w:rPr>
-        <w:t>item;</w:t>
-      </w:r>
-      <w:proofErr w:type="gramEnd"/>
+      <w:r>
+        <w:rPr>
+          <w:lang w:val="en-IN"/>
+        </w:rPr>
+        <w:t>) item;</w:t>
+      </w:r>
     </w:p>
     <w:p>
       <w:pPr>
@@ -1894,7 +1702,7 @@
           <w:lang w:val="en-IN"/>
         </w:rPr>
         <w:pict w14:anchorId="46FDE41C">
-          <v:rect id="_x0000_i1168" style="width:0;height:1.5pt" o:hralign="center" o:hrstd="t" o:hr="t" fillcolor="#a0a0a0" stroked="f"/>
+          <v:rect id="_x0000_i1036" style="width:0;height:1.5pt" o:hralign="center" o:hrstd="t" o:hr="t" fillcolor="#a0a0a0" stroked="f"/>
         </w:pict>
       </w:r>
     </w:p>
@@ -2002,15 +1810,8 @@
           <w:lang w:val="en-IN"/>
         </w:rPr>
         <w:br/>
-      </w:r>
-      <w:proofErr w:type="gramStart"/>
-      <w:r>
-        <w:rPr>
-          <w:lang w:val="en-IN"/>
-        </w:rPr>
         <w:t>);</w:t>
       </w:r>
-      <w:proofErr w:type="gramEnd"/>
     </w:p>
     <w:p>
       <w:pPr>
@@ -2023,7 +1824,7 @@
           <w:lang w:val="en-IN"/>
         </w:rPr>
         <w:pict w14:anchorId="1524E99B">
-          <v:rect id="_x0000_i1169" style="width:0;height:1.5pt" o:hralign="center" o:hrstd="t" o:hr="t" fillcolor="#a0a0a0" stroked="f"/>
+          <v:rect id="_x0000_i1037" style="width:0;height:1.5pt" o:hralign="center" o:hrstd="t" o:hr="t" fillcolor="#a0a0a0" stroked="f"/>
         </w:pict>
       </w:r>
     </w:p>
@@ -2251,7 +2052,7 @@
           <w:lang w:val="en-IN"/>
         </w:rPr>
         <w:pict w14:anchorId="44229435">
-          <v:rect id="_x0000_i1170" style="width:0;height:1.5pt" o:hralign="center" o:hrstd="t" o:hr="t" fillcolor="#a0a0a0" stroked="f"/>
+          <v:rect id="_x0000_i1038" style="width:0;height:1.5pt" o:hralign="center" o:hrstd="t" o:hr="t" fillcolor="#a0a0a0" stroked="f"/>
         </w:pict>
       </w:r>
     </w:p>
@@ -2289,14 +2090,7 @@
         <w:rPr>
           <w:lang w:val="en-IN"/>
         </w:rPr>
-        <w:t>orders_</w:t>
-      </w:r>
-      <w:proofErr w:type="gramStart"/>
-      <w:r>
-        <w:rPr>
-          <w:lang w:val="en-IN"/>
-        </w:rPr>
-        <w:t>final</w:t>
+        <w:t>orders_final</w:t>
       </w:r>
       <w:proofErr w:type="spellEnd"/>
       <w:r>
@@ -2305,7 +2099,6 @@
         </w:rPr>
         <w:t>;</w:t>
       </w:r>
-      <w:proofErr w:type="gramEnd"/>
     </w:p>
     <w:p>
       <w:pPr>
@@ -4637,6 +4430,7 @@
   <w:style w:type="character" w:default="1" w:styleId="DefaultParagraphFont">
     <w:name w:val="Default Paragraph Font"/>
     <w:uiPriority w:val="1"/>
+    <w:semiHidden/>
     <w:unhideWhenUsed/>
   </w:style>
   <w:style w:type="table" w:default="1" w:styleId="TableNormal">
